--- a/denisovan-archaic-dna-analysis/docs/cover_letter_bioessays_ja.docx
+++ b/denisovan-archaic-dna-analysis/docs/cover_letter_bioessays_ja.docx
@@ -7,7 +7,7 @@
         <w:jc w:val="left"/>
       </w:pPr>
       <w:r>
-        <w:t>2026年06月19日</w:t>
+        <w:t>2026年06月20日</w:t>
       </w:r>
     </w:p>
     <w:p/>
